--- a/reports/projects/1.1_Report.docx
+++ b/reports/projects/1.1_Report.docx
@@ -64,7 +64,7 @@
           <w:szCs w:val="19"/>
           <w:rFonts w:ascii="Cambria" w:cs="Cambria" w:eastAsia="Cambria" w:hAnsi="Cambria"/>
         </w:rPr>
-        <w:t xml:space="preserve">September 12, 2026</w:t>
+        <w:t xml:space="preserve">September 13, 2026</w:t>
       </w:r>
     </w:p>
     <w:tbl>
@@ -1725,7 +1725,7 @@
         <w:szCs w:val="14"/>
         <w:rFonts w:ascii="Cambria" w:cs="Cambria" w:eastAsia="Cambria" w:hAnsi="Cambria"/>
       </w:rPr>
-      <w:t xml:space="preserve">Generated September 12, 2026  |  California Community Colleges  |  CPL Initiative</w:t>
+      <w:t xml:space="preserve">Generated September 13, 2026  |  California Community Colleges  |  CPL Initiative</w:t>
     </w:r>
     <w:r>
       <w:rPr>

--- a/reports/projects/1.1_Report.docx
+++ b/reports/projects/1.1_Report.docx
@@ -64,7 +64,7 @@
           <w:szCs w:val="19"/>
           <w:rFonts w:ascii="Cambria" w:cs="Cambria" w:eastAsia="Cambria" w:hAnsi="Cambria"/>
         </w:rPr>
-        <w:t xml:space="preserve">September 13, 2026</w:t>
+        <w:t xml:space="preserve">September 14, 2026</w:t>
       </w:r>
     </w:p>
     <w:tbl>
@@ -1725,7 +1725,7 @@
         <w:szCs w:val="14"/>
         <w:rFonts w:ascii="Cambria" w:cs="Cambria" w:eastAsia="Cambria" w:hAnsi="Cambria"/>
       </w:rPr>
-      <w:t xml:space="preserve">Generated September 13, 2026  |  California Community Colleges  |  CPL Initiative</w:t>
+      <w:t xml:space="preserve">Generated September 14, 2026  |  California Community Colleges  |  CPL Initiative</w:t>
     </w:r>
     <w:r>
       <w:rPr>

--- a/reports/projects/1.1_Report.docx
+++ b/reports/projects/1.1_Report.docx
@@ -64,7 +64,7 @@
           <w:szCs w:val="19"/>
           <w:rFonts w:ascii="Cambria" w:cs="Cambria" w:eastAsia="Cambria" w:hAnsi="Cambria"/>
         </w:rPr>
-        <w:t xml:space="preserve">September 14, 2026</w:t>
+        <w:t xml:space="preserve">September 15, 2026</w:t>
       </w:r>
     </w:p>
     <w:tbl>
@@ -1725,7 +1725,7 @@
         <w:szCs w:val="14"/>
         <w:rFonts w:ascii="Cambria" w:cs="Cambria" w:eastAsia="Cambria" w:hAnsi="Cambria"/>
       </w:rPr>
-      <w:t xml:space="preserve">Generated September 14, 2026  |  California Community Colleges  |  CPL Initiative</w:t>
+      <w:t xml:space="preserve">Generated September 15, 2026  |  California Community Colleges  |  CPL Initiative</w:t>
     </w:r>
     <w:r>
       <w:rPr>

--- a/reports/projects/1.1_Report.docx
+++ b/reports/projects/1.1_Report.docx
@@ -64,7 +64,7 @@
           <w:szCs w:val="19"/>
           <w:rFonts w:ascii="Cambria" w:cs="Cambria" w:eastAsia="Cambria" w:hAnsi="Cambria"/>
         </w:rPr>
-        <w:t xml:space="preserve">September 15, 2026</w:t>
+        <w:t xml:space="preserve">September 16, 2026</w:t>
       </w:r>
     </w:p>
     <w:tbl>
@@ -1725,7 +1725,7 @@
         <w:szCs w:val="14"/>
         <w:rFonts w:ascii="Cambria" w:cs="Cambria" w:eastAsia="Cambria" w:hAnsi="Cambria"/>
       </w:rPr>
-      <w:t xml:space="preserve">Generated September 15, 2026  |  California Community Colleges  |  CPL Initiative</w:t>
+      <w:t xml:space="preserve">Generated September 16, 2026  |  California Community Colleges  |  CPL Initiative</w:t>
     </w:r>
     <w:r>
       <w:rPr>

--- a/reports/projects/1.1_Report.docx
+++ b/reports/projects/1.1_Report.docx
@@ -64,7 +64,7 @@
           <w:szCs w:val="19"/>
           <w:rFonts w:ascii="Cambria" w:cs="Cambria" w:eastAsia="Cambria" w:hAnsi="Cambria"/>
         </w:rPr>
-        <w:t xml:space="preserve">September 16, 2026</w:t>
+        <w:t xml:space="preserve">September 17, 2026</w:t>
       </w:r>
     </w:p>
     <w:tbl>
@@ -1725,7 +1725,7 @@
         <w:szCs w:val="14"/>
         <w:rFonts w:ascii="Cambria" w:cs="Cambria" w:eastAsia="Cambria" w:hAnsi="Cambria"/>
       </w:rPr>
-      <w:t xml:space="preserve">Generated September 16, 2026  |  California Community Colleges  |  CPL Initiative</w:t>
+      <w:t xml:space="preserve">Generated September 17, 2026  |  California Community Colleges  |  CPL Initiative</w:t>
     </w:r>
     <w:r>
       <w:rPr>

--- a/reports/projects/1.1_Report.docx
+++ b/reports/projects/1.1_Report.docx
@@ -64,7 +64,7 @@
           <w:szCs w:val="19"/>
           <w:rFonts w:ascii="Cambria" w:cs="Cambria" w:eastAsia="Cambria" w:hAnsi="Cambria"/>
         </w:rPr>
-        <w:t xml:space="preserve">September 17, 2026</w:t>
+        <w:t xml:space="preserve">September 18, 2026</w:t>
       </w:r>
     </w:p>
     <w:tbl>
@@ -1725,7 +1725,7 @@
         <w:szCs w:val="14"/>
         <w:rFonts w:ascii="Cambria" w:cs="Cambria" w:eastAsia="Cambria" w:hAnsi="Cambria"/>
       </w:rPr>
-      <w:t xml:space="preserve">Generated September 17, 2026  |  California Community Colleges  |  CPL Initiative</w:t>
+      <w:t xml:space="preserve">Generated September 18, 2026  |  California Community Colleges  |  CPL Initiative</w:t>
     </w:r>
     <w:r>
       <w:rPr>

--- a/reports/projects/1.1_Report.docx
+++ b/reports/projects/1.1_Report.docx
@@ -64,7 +64,7 @@
           <w:szCs w:val="19"/>
           <w:rFonts w:ascii="Cambria" w:cs="Cambria" w:eastAsia="Cambria" w:hAnsi="Cambria"/>
         </w:rPr>
-        <w:t xml:space="preserve">September 18, 2026</w:t>
+        <w:t xml:space="preserve">September 19, 2026</w:t>
       </w:r>
     </w:p>
     <w:tbl>
@@ -1725,7 +1725,7 @@
         <w:szCs w:val="14"/>
         <w:rFonts w:ascii="Cambria" w:cs="Cambria" w:eastAsia="Cambria" w:hAnsi="Cambria"/>
       </w:rPr>
-      <w:t xml:space="preserve">Generated September 18, 2026  |  California Community Colleges  |  CPL Initiative</w:t>
+      <w:t xml:space="preserve">Generated September 19, 2026  |  California Community Colleges  |  CPL Initiative</w:t>
     </w:r>
     <w:r>
       <w:rPr>

--- a/reports/projects/1.1_Report.docx
+++ b/reports/projects/1.1_Report.docx
@@ -64,7 +64,7 @@
           <w:szCs w:val="19"/>
           <w:rFonts w:ascii="Cambria" w:cs="Cambria" w:eastAsia="Cambria" w:hAnsi="Cambria"/>
         </w:rPr>
-        <w:t xml:space="preserve">September 19, 2026</w:t>
+        <w:t xml:space="preserve">September 20, 2026</w:t>
       </w:r>
     </w:p>
     <w:tbl>
@@ -1725,7 +1725,7 @@
         <w:szCs w:val="14"/>
         <w:rFonts w:ascii="Cambria" w:cs="Cambria" w:eastAsia="Cambria" w:hAnsi="Cambria"/>
       </w:rPr>
-      <w:t xml:space="preserve">Generated September 19, 2026  |  California Community Colleges  |  CPL Initiative</w:t>
+      <w:t xml:space="preserve">Generated September 20, 2026  |  California Community Colleges  |  CPL Initiative</w:t>
     </w:r>
     <w:r>
       <w:rPr>

--- a/reports/projects/1.1_Report.docx
+++ b/reports/projects/1.1_Report.docx
@@ -64,7 +64,7 @@
           <w:szCs w:val="19"/>
           <w:rFonts w:ascii="Cambria" w:cs="Cambria" w:eastAsia="Cambria" w:hAnsi="Cambria"/>
         </w:rPr>
-        <w:t xml:space="preserve">September 20, 2026</w:t>
+        <w:t xml:space="preserve">September 21, 2026</w:t>
       </w:r>
     </w:p>
     <w:tbl>
@@ -1725,7 +1725,7 @@
         <w:szCs w:val="14"/>
         <w:rFonts w:ascii="Cambria" w:cs="Cambria" w:eastAsia="Cambria" w:hAnsi="Cambria"/>
       </w:rPr>
-      <w:t xml:space="preserve">Generated September 20, 2026  |  California Community Colleges  |  CPL Initiative</w:t>
+      <w:t xml:space="preserve">Generated September 21, 2026  |  California Community Colleges  |  CPL Initiative</w:t>
     </w:r>
     <w:r>
       <w:rPr>

--- a/reports/projects/1.1_Report.docx
+++ b/reports/projects/1.1_Report.docx
@@ -64,7 +64,7 @@
           <w:szCs w:val="19"/>
           <w:rFonts w:ascii="Cambria" w:cs="Cambria" w:eastAsia="Cambria" w:hAnsi="Cambria"/>
         </w:rPr>
-        <w:t xml:space="preserve">September 21, 2026</w:t>
+        <w:t xml:space="preserve">September 22, 2026</w:t>
       </w:r>
     </w:p>
     <w:tbl>
@@ -1725,7 +1725,7 @@
         <w:szCs w:val="14"/>
         <w:rFonts w:ascii="Cambria" w:cs="Cambria" w:eastAsia="Cambria" w:hAnsi="Cambria"/>
       </w:rPr>
-      <w:t xml:space="preserve">Generated September 21, 2026  |  California Community Colleges  |  CPL Initiative</w:t>
+      <w:t xml:space="preserve">Generated September 22, 2026  |  California Community Colleges  |  CPL Initiative</w:t>
     </w:r>
     <w:r>
       <w:rPr>

--- a/reports/projects/1.1_Report.docx
+++ b/reports/projects/1.1_Report.docx
@@ -64,7 +64,7 @@
           <w:szCs w:val="19"/>
           <w:rFonts w:ascii="Cambria" w:cs="Cambria" w:eastAsia="Cambria" w:hAnsi="Cambria"/>
         </w:rPr>
-        <w:t xml:space="preserve">September 22, 2026</w:t>
+        <w:t xml:space="preserve">September 23, 2026</w:t>
       </w:r>
     </w:p>
     <w:tbl>
@@ -1725,7 +1725,7 @@
         <w:szCs w:val="14"/>
         <w:rFonts w:ascii="Cambria" w:cs="Cambria" w:eastAsia="Cambria" w:hAnsi="Cambria"/>
       </w:rPr>
-      <w:t xml:space="preserve">Generated September 22, 2026  |  California Community Colleges  |  CPL Initiative</w:t>
+      <w:t xml:space="preserve">Generated September 23, 2026  |  California Community Colleges  |  CPL Initiative</w:t>
     </w:r>
     <w:r>
       <w:rPr>

--- a/reports/projects/1.1_Report.docx
+++ b/reports/projects/1.1_Report.docx
@@ -64,7 +64,7 @@
           <w:szCs w:val="19"/>
           <w:rFonts w:ascii="Cambria" w:cs="Cambria" w:eastAsia="Cambria" w:hAnsi="Cambria"/>
         </w:rPr>
-        <w:t xml:space="preserve">September 23, 2026</w:t>
+        <w:t xml:space="preserve">September 24, 2026</w:t>
       </w:r>
     </w:p>
     <w:tbl>
@@ -1725,7 +1725,7 @@
         <w:szCs w:val="14"/>
         <w:rFonts w:ascii="Cambria" w:cs="Cambria" w:eastAsia="Cambria" w:hAnsi="Cambria"/>
       </w:rPr>
-      <w:t xml:space="preserve">Generated September 23, 2026  |  California Community Colleges  |  CPL Initiative</w:t>
+      <w:t xml:space="preserve">Generated September 24, 2026  |  California Community Colleges  |  CPL Initiative</w:t>
     </w:r>
     <w:r>
       <w:rPr>

--- a/reports/projects/1.1_Report.docx
+++ b/reports/projects/1.1_Report.docx
@@ -64,7 +64,7 @@
           <w:szCs w:val="19"/>
           <w:rFonts w:ascii="Cambria" w:cs="Cambria" w:eastAsia="Cambria" w:hAnsi="Cambria"/>
         </w:rPr>
-        <w:t xml:space="preserve">September 24, 2026</w:t>
+        <w:t xml:space="preserve">September 25, 2026</w:t>
       </w:r>
     </w:p>
     <w:tbl>
@@ -1725,7 +1725,7 @@
         <w:szCs w:val="14"/>
         <w:rFonts w:ascii="Cambria" w:cs="Cambria" w:eastAsia="Cambria" w:hAnsi="Cambria"/>
       </w:rPr>
-      <w:t xml:space="preserve">Generated September 24, 2026  |  California Community Colleges  |  CPL Initiative</w:t>
+      <w:t xml:space="preserve">Generated September 25, 2026  |  California Community Colleges  |  CPL Initiative</w:t>
     </w:r>
     <w:r>
       <w:rPr>

--- a/reports/projects/1.1_Report.docx
+++ b/reports/projects/1.1_Report.docx
@@ -64,7 +64,7 @@
           <w:szCs w:val="19"/>
           <w:rFonts w:ascii="Cambria" w:cs="Cambria" w:eastAsia="Cambria" w:hAnsi="Cambria"/>
         </w:rPr>
-        <w:t xml:space="preserve">September 25, 2026</w:t>
+        <w:t xml:space="preserve">September 26, 2026</w:t>
       </w:r>
     </w:p>
     <w:tbl>
@@ -1725,7 +1725,7 @@
         <w:szCs w:val="14"/>
         <w:rFonts w:ascii="Cambria" w:cs="Cambria" w:eastAsia="Cambria" w:hAnsi="Cambria"/>
       </w:rPr>
-      <w:t xml:space="preserve">Generated September 25, 2026  |  California Community Colleges  |  CPL Initiative</w:t>
+      <w:t xml:space="preserve">Generated September 26, 2026  |  California Community Colleges  |  CPL Initiative</w:t>
     </w:r>
     <w:r>
       <w:rPr>

--- a/reports/projects/1.1_Report.docx
+++ b/reports/projects/1.1_Report.docx
@@ -64,7 +64,7 @@
           <w:szCs w:val="19"/>
           <w:rFonts w:ascii="Cambria" w:cs="Cambria" w:eastAsia="Cambria" w:hAnsi="Cambria"/>
         </w:rPr>
-        <w:t xml:space="preserve">September 26, 2026</w:t>
+        <w:t xml:space="preserve">September 27, 2026</w:t>
       </w:r>
     </w:p>
     <w:tbl>
@@ -1725,7 +1725,7 @@
         <w:szCs w:val="14"/>
         <w:rFonts w:ascii="Cambria" w:cs="Cambria" w:eastAsia="Cambria" w:hAnsi="Cambria"/>
       </w:rPr>
-      <w:t xml:space="preserve">Generated September 26, 2026  |  California Community Colleges  |  CPL Initiative</w:t>
+      <w:t xml:space="preserve">Generated September 27, 2026  |  California Community Colleges  |  CPL Initiative</w:t>
     </w:r>
     <w:r>
       <w:rPr>

--- a/reports/projects/1.1_Report.docx
+++ b/reports/projects/1.1_Report.docx
@@ -64,7 +64,7 @@
           <w:szCs w:val="19"/>
           <w:rFonts w:ascii="Cambria" w:cs="Cambria" w:eastAsia="Cambria" w:hAnsi="Cambria"/>
         </w:rPr>
-        <w:t xml:space="preserve">September 27, 2026</w:t>
+        <w:t xml:space="preserve">September 28, 2026</w:t>
       </w:r>
     </w:p>
     <w:tbl>
@@ -1725,7 +1725,7 @@
         <w:szCs w:val="14"/>
         <w:rFonts w:ascii="Cambria" w:cs="Cambria" w:eastAsia="Cambria" w:hAnsi="Cambria"/>
       </w:rPr>
-      <w:t xml:space="preserve">Generated September 27, 2026  |  California Community Colleges  |  CPL Initiative</w:t>
+      <w:t xml:space="preserve">Generated September 28, 2026  |  California Community Colleges  |  CPL Initiative</w:t>
     </w:r>
     <w:r>
       <w:rPr>

--- a/reports/projects/1.1_Report.docx
+++ b/reports/projects/1.1_Report.docx
@@ -64,7 +64,7 @@
           <w:szCs w:val="19"/>
           <w:rFonts w:ascii="Cambria" w:cs="Cambria" w:eastAsia="Cambria" w:hAnsi="Cambria"/>
         </w:rPr>
-        <w:t xml:space="preserve">September 28, 2026</w:t>
+        <w:t xml:space="preserve">September 29, 2026</w:t>
       </w:r>
     </w:p>
     <w:tbl>
@@ -1725,7 +1725,7 @@
         <w:szCs w:val="14"/>
         <w:rFonts w:ascii="Cambria" w:cs="Cambria" w:eastAsia="Cambria" w:hAnsi="Cambria"/>
       </w:rPr>
-      <w:t xml:space="preserve">Generated September 28, 2026  |  California Community Colleges  |  CPL Initiative</w:t>
+      <w:t xml:space="preserve">Generated September 29, 2026  |  California Community Colleges  |  CPL Initiative</w:t>
     </w:r>
     <w:r>
       <w:rPr>

--- a/reports/projects/1.1_Report.docx
+++ b/reports/projects/1.1_Report.docx
@@ -64,7 +64,7 @@
           <w:szCs w:val="19"/>
           <w:rFonts w:ascii="Cambria" w:cs="Cambria" w:eastAsia="Cambria" w:hAnsi="Cambria"/>
         </w:rPr>
-        <w:t xml:space="preserve">September 29, 2026</w:t>
+        <w:t xml:space="preserve">September 30, 2026</w:t>
       </w:r>
     </w:p>
     <w:tbl>
@@ -1725,7 +1725,7 @@
         <w:szCs w:val="14"/>
         <w:rFonts w:ascii="Cambria" w:cs="Cambria" w:eastAsia="Cambria" w:hAnsi="Cambria"/>
       </w:rPr>
-      <w:t xml:space="preserve">Generated September 29, 2026  |  California Community Colleges  |  CPL Initiative</w:t>
+      <w:t xml:space="preserve">Generated September 30, 2026  |  California Community Colleges  |  CPL Initiative</w:t>
     </w:r>
     <w:r>
       <w:rPr>

--- a/reports/projects/1.1_Report.docx
+++ b/reports/projects/1.1_Report.docx
@@ -64,7 +64,7 @@
           <w:szCs w:val="19"/>
           <w:rFonts w:ascii="Cambria" w:cs="Cambria" w:eastAsia="Cambria" w:hAnsi="Cambria"/>
         </w:rPr>
-        <w:t xml:space="preserve">September 30, 2026</w:t>
+        <w:t xml:space="preserve">October 1, 2026</w:t>
       </w:r>
     </w:p>
     <w:tbl>
@@ -1725,7 +1725,7 @@
         <w:szCs w:val="14"/>
         <w:rFonts w:ascii="Cambria" w:cs="Cambria" w:eastAsia="Cambria" w:hAnsi="Cambria"/>
       </w:rPr>
-      <w:t xml:space="preserve">Generated September 30, 2026  |  California Community Colleges  |  CPL Initiative</w:t>
+      <w:t xml:space="preserve">Generated October 1, 2026  |  California Community Colleges  |  CPL Initiative</w:t>
     </w:r>
     <w:r>
       <w:rPr>

--- a/reports/projects/1.1_Report.docx
+++ b/reports/projects/1.1_Report.docx
@@ -64,7 +64,7 @@
           <w:szCs w:val="19"/>
           <w:rFonts w:ascii="Cambria" w:cs="Cambria" w:eastAsia="Cambria" w:hAnsi="Cambria"/>
         </w:rPr>
-        <w:t xml:space="preserve">October 1, 2026</w:t>
+        <w:t xml:space="preserve">October 2, 2026</w:t>
       </w:r>
     </w:p>
     <w:tbl>
@@ -1725,7 +1725,7 @@
         <w:szCs w:val="14"/>
         <w:rFonts w:ascii="Cambria" w:cs="Cambria" w:eastAsia="Cambria" w:hAnsi="Cambria"/>
       </w:rPr>
-      <w:t xml:space="preserve">Generated October 1, 2026  |  California Community Colleges  |  CPL Initiative</w:t>
+      <w:t xml:space="preserve">Generated October 2, 2026  |  California Community Colleges  |  CPL Initiative</w:t>
     </w:r>
     <w:r>
       <w:rPr>

--- a/reports/projects/1.1_Report.docx
+++ b/reports/projects/1.1_Report.docx
@@ -64,7 +64,7 @@
           <w:szCs w:val="19"/>
           <w:rFonts w:ascii="Cambria" w:cs="Cambria" w:eastAsia="Cambria" w:hAnsi="Cambria"/>
         </w:rPr>
-        <w:t xml:space="preserve">October 2, 2026</w:t>
+        <w:t xml:space="preserve">October 3, 2026</w:t>
       </w:r>
     </w:p>
     <w:tbl>
@@ -1725,7 +1725,7 @@
         <w:szCs w:val="14"/>
         <w:rFonts w:ascii="Cambria" w:cs="Cambria" w:eastAsia="Cambria" w:hAnsi="Cambria"/>
       </w:rPr>
-      <w:t xml:space="preserve">Generated October 2, 2026  |  California Community Colleges  |  CPL Initiative</w:t>
+      <w:t xml:space="preserve">Generated October 3, 2026  |  California Community Colleges  |  CPL Initiative</w:t>
     </w:r>
     <w:r>
       <w:rPr>

--- a/reports/projects/1.1_Report.docx
+++ b/reports/projects/1.1_Report.docx
@@ -64,7 +64,7 @@
           <w:szCs w:val="19"/>
           <w:rFonts w:ascii="Cambria" w:cs="Cambria" w:eastAsia="Cambria" w:hAnsi="Cambria"/>
         </w:rPr>
-        <w:t xml:space="preserve">October 3, 2026</w:t>
+        <w:t xml:space="preserve">October 4, 2026</w:t>
       </w:r>
     </w:p>
     <w:tbl>
@@ -1725,7 +1725,7 @@
         <w:szCs w:val="14"/>
         <w:rFonts w:ascii="Cambria" w:cs="Cambria" w:eastAsia="Cambria" w:hAnsi="Cambria"/>
       </w:rPr>
-      <w:t xml:space="preserve">Generated October 3, 2026  |  California Community Colleges  |  CPL Initiative</w:t>
+      <w:t xml:space="preserve">Generated October 4, 2026  |  California Community Colleges  |  CPL Initiative</w:t>
     </w:r>
     <w:r>
       <w:rPr>

--- a/reports/projects/1.1_Report.docx
+++ b/reports/projects/1.1_Report.docx
@@ -64,7 +64,7 @@
           <w:szCs w:val="19"/>
           <w:rFonts w:ascii="Cambria" w:cs="Cambria" w:eastAsia="Cambria" w:hAnsi="Cambria"/>
         </w:rPr>
-        <w:t xml:space="preserve">October 4, 2026</w:t>
+        <w:t xml:space="preserve">October 5, 2026</w:t>
       </w:r>
     </w:p>
     <w:tbl>
@@ -1725,7 +1725,7 @@
         <w:szCs w:val="14"/>
         <w:rFonts w:ascii="Cambria" w:cs="Cambria" w:eastAsia="Cambria" w:hAnsi="Cambria"/>
       </w:rPr>
-      <w:t xml:space="preserve">Generated October 4, 2026  |  California Community Colleges  |  CPL Initiative</w:t>
+      <w:t xml:space="preserve">Generated October 5, 2026  |  California Community Colleges  |  CPL Initiative</w:t>
     </w:r>
     <w:r>
       <w:rPr>

--- a/reports/projects/1.1_Report.docx
+++ b/reports/projects/1.1_Report.docx
@@ -64,7 +64,7 @@
           <w:szCs w:val="19"/>
           <w:rFonts w:ascii="Cambria" w:cs="Cambria" w:eastAsia="Cambria" w:hAnsi="Cambria"/>
         </w:rPr>
-        <w:t xml:space="preserve">October 5, 2026</w:t>
+        <w:t xml:space="preserve">October 6, 2026</w:t>
       </w:r>
     </w:p>
     <w:tbl>
@@ -1725,7 +1725,7 @@
         <w:szCs w:val="14"/>
         <w:rFonts w:ascii="Cambria" w:cs="Cambria" w:eastAsia="Cambria" w:hAnsi="Cambria"/>
       </w:rPr>
-      <w:t xml:space="preserve">Generated October 5, 2026  |  California Community Colleges  |  CPL Initiative</w:t>
+      <w:t xml:space="preserve">Generated October 6, 2026  |  California Community Colleges  |  CPL Initiative</w:t>
     </w:r>
     <w:r>
       <w:rPr>

--- a/reports/projects/1.1_Report.docx
+++ b/reports/projects/1.1_Report.docx
@@ -64,7 +64,7 @@
           <w:szCs w:val="19"/>
           <w:rFonts w:ascii="Cambria" w:cs="Cambria" w:eastAsia="Cambria" w:hAnsi="Cambria"/>
         </w:rPr>
-        <w:t xml:space="preserve">October 6, 2026</w:t>
+        <w:t xml:space="preserve">October 7, 2026</w:t>
       </w:r>
     </w:p>
     <w:tbl>
@@ -1725,7 +1725,7 @@
         <w:szCs w:val="14"/>
         <w:rFonts w:ascii="Cambria" w:cs="Cambria" w:eastAsia="Cambria" w:hAnsi="Cambria"/>
       </w:rPr>
-      <w:t xml:space="preserve">Generated October 6, 2026  |  California Community Colleges  |  CPL Initiative</w:t>
+      <w:t xml:space="preserve">Generated October 7, 2026  |  California Community Colleges  |  CPL Initiative</w:t>
     </w:r>
     <w:r>
       <w:rPr>

--- a/reports/projects/1.1_Report.docx
+++ b/reports/projects/1.1_Report.docx
@@ -64,7 +64,7 @@
           <w:szCs w:val="19"/>
           <w:rFonts w:ascii="Cambria" w:cs="Cambria" w:eastAsia="Cambria" w:hAnsi="Cambria"/>
         </w:rPr>
-        <w:t xml:space="preserve">October 7, 2026</w:t>
+        <w:t xml:space="preserve">October 8, 2026</w:t>
       </w:r>
     </w:p>
     <w:tbl>
@@ -1725,7 +1725,7 @@
         <w:szCs w:val="14"/>
         <w:rFonts w:ascii="Cambria" w:cs="Cambria" w:eastAsia="Cambria" w:hAnsi="Cambria"/>
       </w:rPr>
-      <w:t xml:space="preserve">Generated October 7, 2026  |  California Community Colleges  |  CPL Initiative</w:t>
+      <w:t xml:space="preserve">Generated October 8, 2026  |  California Community Colleges  |  CPL Initiative</w:t>
     </w:r>
     <w:r>
       <w:rPr>

--- a/reports/projects/1.1_Report.docx
+++ b/reports/projects/1.1_Report.docx
@@ -64,7 +64,7 @@
           <w:szCs w:val="19"/>
           <w:rFonts w:ascii="Cambria" w:cs="Cambria" w:eastAsia="Cambria" w:hAnsi="Cambria"/>
         </w:rPr>
-        <w:t xml:space="preserve">October 8, 2026</w:t>
+        <w:t xml:space="preserve">October 9, 2026</w:t>
       </w:r>
     </w:p>
     <w:tbl>
@@ -1725,7 +1725,7 @@
         <w:szCs w:val="14"/>
         <w:rFonts w:ascii="Cambria" w:cs="Cambria" w:eastAsia="Cambria" w:hAnsi="Cambria"/>
       </w:rPr>
-      <w:t xml:space="preserve">Generated October 8, 2026  |  California Community Colleges  |  CPL Initiative</w:t>
+      <w:t xml:space="preserve">Generated October 9, 2026  |  California Community Colleges  |  CPL Initiative</w:t>
     </w:r>
     <w:r>
       <w:rPr>

--- a/reports/projects/1.1_Report.docx
+++ b/reports/projects/1.1_Report.docx
@@ -64,7 +64,7 @@
           <w:szCs w:val="19"/>
           <w:rFonts w:ascii="Cambria" w:cs="Cambria" w:eastAsia="Cambria" w:hAnsi="Cambria"/>
         </w:rPr>
-        <w:t xml:space="preserve">October 9, 2026</w:t>
+        <w:t xml:space="preserve">October 10, 2026</w:t>
       </w:r>
     </w:p>
     <w:tbl>
@@ -1725,7 +1725,7 @@
         <w:szCs w:val="14"/>
         <w:rFonts w:ascii="Cambria" w:cs="Cambria" w:eastAsia="Cambria" w:hAnsi="Cambria"/>
       </w:rPr>
-      <w:t xml:space="preserve">Generated October 9, 2026  |  California Community Colleges  |  CPL Initiative</w:t>
+      <w:t xml:space="preserve">Generated October 10, 2026  |  California Community Colleges  |  CPL Initiative</w:t>
     </w:r>
     <w:r>
       <w:rPr>

--- a/reports/projects/1.1_Report.docx
+++ b/reports/projects/1.1_Report.docx
@@ -64,7 +64,7 @@
           <w:szCs w:val="19"/>
           <w:rFonts w:ascii="Cambria" w:cs="Cambria" w:eastAsia="Cambria" w:hAnsi="Cambria"/>
         </w:rPr>
-        <w:t xml:space="preserve">October 10, 2026</w:t>
+        <w:t xml:space="preserve">October 11, 2026</w:t>
       </w:r>
     </w:p>
     <w:tbl>
@@ -1725,7 +1725,7 @@
         <w:szCs w:val="14"/>
         <w:rFonts w:ascii="Cambria" w:cs="Cambria" w:eastAsia="Cambria" w:hAnsi="Cambria"/>
       </w:rPr>
-      <w:t xml:space="preserve">Generated October 10, 2026  |  California Community Colleges  |  CPL Initiative</w:t>
+      <w:t xml:space="preserve">Generated October 11, 2026  |  California Community Colleges  |  CPL Initiative</w:t>
     </w:r>
     <w:r>
       <w:rPr>

--- a/reports/projects/1.1_Report.docx
+++ b/reports/projects/1.1_Report.docx
@@ -64,7 +64,7 @@
           <w:szCs w:val="19"/>
           <w:rFonts w:ascii="Cambria" w:cs="Cambria" w:eastAsia="Cambria" w:hAnsi="Cambria"/>
         </w:rPr>
-        <w:t xml:space="preserve">October 11, 2026</w:t>
+        <w:t xml:space="preserve">October 12, 2026</w:t>
       </w:r>
     </w:p>
     <w:tbl>
@@ -1725,7 +1725,7 @@
         <w:szCs w:val="14"/>
         <w:rFonts w:ascii="Cambria" w:cs="Cambria" w:eastAsia="Cambria" w:hAnsi="Cambria"/>
       </w:rPr>
-      <w:t xml:space="preserve">Generated October 11, 2026  |  California Community Colleges  |  CPL Initiative</w:t>
+      <w:t xml:space="preserve">Generated October 12, 2026  |  California Community Colleges  |  CPL Initiative</w:t>
     </w:r>
     <w:r>
       <w:rPr>

--- a/reports/projects/1.1_Report.docx
+++ b/reports/projects/1.1_Report.docx
@@ -64,7 +64,7 @@
           <w:szCs w:val="19"/>
           <w:rFonts w:ascii="Cambria" w:cs="Cambria" w:eastAsia="Cambria" w:hAnsi="Cambria"/>
         </w:rPr>
-        <w:t xml:space="preserve">October 12, 2026</w:t>
+        <w:t xml:space="preserve">October 13, 2026</w:t>
       </w:r>
     </w:p>
     <w:tbl>
@@ -1725,7 +1725,7 @@
         <w:szCs w:val="14"/>
         <w:rFonts w:ascii="Cambria" w:cs="Cambria" w:eastAsia="Cambria" w:hAnsi="Cambria"/>
       </w:rPr>
-      <w:t xml:space="preserve">Generated October 12, 2026  |  California Community Colleges  |  CPL Initiative</w:t>
+      <w:t xml:space="preserve">Generated October 13, 2026  |  California Community Colleges  |  CPL Initiative</w:t>
     </w:r>
     <w:r>
       <w:rPr>

--- a/reports/projects/1.1_Report.docx
+++ b/reports/projects/1.1_Report.docx
@@ -64,7 +64,7 @@
           <w:szCs w:val="19"/>
           <w:rFonts w:ascii="Cambria" w:cs="Cambria" w:eastAsia="Cambria" w:hAnsi="Cambria"/>
         </w:rPr>
-        <w:t xml:space="preserve">October 13, 2026</w:t>
+        <w:t xml:space="preserve">October 14, 2026</w:t>
       </w:r>
     </w:p>
     <w:tbl>
@@ -1725,7 +1725,7 @@
         <w:szCs w:val="14"/>
         <w:rFonts w:ascii="Cambria" w:cs="Cambria" w:eastAsia="Cambria" w:hAnsi="Cambria"/>
       </w:rPr>
-      <w:t xml:space="preserve">Generated October 13, 2026  |  California Community Colleges  |  CPL Initiative</w:t>
+      <w:t xml:space="preserve">Generated October 14, 2026  |  California Community Colleges  |  CPL Initiative</w:t>
     </w:r>
     <w:r>
       <w:rPr>

--- a/reports/projects/1.1_Report.docx
+++ b/reports/projects/1.1_Report.docx
@@ -464,6 +464,76 @@
                 <w:szCs w:val="20"/>
                 <w:rFonts w:ascii="Cambria" w:cs="Cambria" w:eastAsia="Cambria" w:hAnsi="Cambria"/>
               </w:rPr>
+              <w:t xml:space="preserve">How it is counted</w:t>
+            </w:r>
+          </w:p>
+        </w:tc>
+        <w:tc>
+          <w:tcPr>
+            <w:tcW w:type="dxa" w:w="7200"/>
+            <w:tcBorders>
+              <w:top w:val="single" w:color="CCCCCC" w:sz="1"/>
+              <w:left w:val="single" w:color="CCCCCC" w:sz="1"/>
+              <w:bottom w:val="single" w:color="CCCCCC" w:sz="1"/>
+              <w:right w:val="single" w:color="CCCCCC" w:sz="1"/>
+            </w:tcBorders>
+            <w:shd w:fill="FFFFFF" w:val="clear"/>
+            <w:tcMar>
+              <w:top w:type="dxa" w:w="60"/>
+              <w:left w:type="dxa" w:w="100"/>
+              <w:bottom w:type="dxa" w:w="60"/>
+              <w:right w:type="dxa" w:w="100"/>
+            </w:tcMar>
+          </w:tcPr>
+          <w:p>
+            <w:pPr>
+              <w:jc w:val="left"/>
+            </w:pPr>
+            <w:r>
+              <w:rPr>
+                <w:b w:val="false"/>
+                <w:bCs w:val="false"/>
+                <w:color w:val="333333"/>
+                <w:sz w:val="20"/>
+                <w:szCs w:val="20"/>
+                <w:rFonts w:ascii="Cambria" w:cs="Cambria" w:eastAsia="Cambria" w:hAnsi="Cambria"/>
+              </w:rPr>
+              <w:t xml:space="preserve">A feature is counted toward the annual goal when significant design or development work is put into production.</w:t>
+            </w:r>
+          </w:p>
+        </w:tc>
+      </w:tr>
+      <w:tr>
+        <w:tc>
+          <w:tcPr>
+            <w:tcW w:type="dxa" w:w="3600"/>
+            <w:tcBorders>
+              <w:top w:val="single" w:color="CCCCCC" w:sz="1"/>
+              <w:left w:val="single" w:color="CCCCCC" w:sz="1"/>
+              <w:bottom w:val="single" w:color="CCCCCC" w:sz="1"/>
+              <w:right w:val="single" w:color="CCCCCC" w:sz="1"/>
+            </w:tcBorders>
+            <w:shd w:fill="F0F0F0" w:val="clear"/>
+            <w:tcMar>
+              <w:top w:type="dxa" w:w="60"/>
+              <w:left w:type="dxa" w:w="100"/>
+              <w:bottom w:type="dxa" w:w="60"/>
+              <w:right w:type="dxa" w:w="100"/>
+            </w:tcMar>
+          </w:tcPr>
+          <w:p>
+            <w:pPr>
+              <w:jc w:val="left"/>
+            </w:pPr>
+            <w:r>
+              <w:rPr>
+                <w:b/>
+                <w:bCs/>
+                <w:color w:val="163A5F"/>
+                <w:sz w:val="20"/>
+                <w:szCs w:val="20"/>
+                <w:rFonts w:ascii="Cambria" w:cs="Cambria" w:eastAsia="Cambria" w:hAnsi="Cambria"/>
+              </w:rPr>
               <w:t xml:space="preserve">2030 Goal</w:t>
             </w:r>
           </w:p>
@@ -477,7 +547,7 @@
               <w:bottom w:val="single" w:color="CCCCCC" w:sz="1"/>
               <w:right w:val="single" w:color="CCCCCC" w:sz="1"/>
             </w:tcBorders>
-            <w:shd w:fill="FFFFFF" w:val="clear"/>
+            <w:shd w:fill="F0F0F0" w:val="clear"/>
             <w:tcMar>
               <w:top w:type="dxa" w:w="60"/>
               <w:left w:type="dxa" w:w="100"/>
@@ -513,7 +583,7 @@
               <w:bottom w:val="single" w:color="CCCCCC" w:sz="1"/>
               <w:right w:val="single" w:color="CCCCCC" w:sz="1"/>
             </w:tcBorders>
-            <w:shd w:fill="F0F0F0" w:val="clear"/>
+            <w:shd w:fill="FFFFFF" w:val="clear"/>
             <w:tcMar>
               <w:top w:type="dxa" w:w="60"/>
               <w:left w:type="dxa" w:w="100"/>
@@ -547,7 +617,7 @@
               <w:bottom w:val="single" w:color="CCCCCC" w:sz="1"/>
               <w:right w:val="single" w:color="CCCCCC" w:sz="1"/>
             </w:tcBorders>
-            <w:shd w:fill="F0F0F0" w:val="clear"/>
+            <w:shd w:fill="FFFFFF" w:val="clear"/>
             <w:tcMar>
               <w:top w:type="dxa" w:w="60"/>
               <w:left w:type="dxa" w:w="100"/>
@@ -583,7 +653,7 @@
               <w:bottom w:val="single" w:color="CCCCCC" w:sz="1"/>
               <w:right w:val="single" w:color="CCCCCC" w:sz="1"/>
             </w:tcBorders>
-            <w:shd w:fill="FFFFFF" w:val="clear"/>
+            <w:shd w:fill="F0F0F0" w:val="clear"/>
             <w:tcMar>
               <w:top w:type="dxa" w:w="60"/>
               <w:left w:type="dxa" w:w="100"/>
@@ -617,7 +687,7 @@
               <w:bottom w:val="single" w:color="CCCCCC" w:sz="1"/>
               <w:right w:val="single" w:color="CCCCCC" w:sz="1"/>
             </w:tcBorders>
-            <w:shd w:fill="FFFFFF" w:val="clear"/>
+            <w:shd w:fill="F0F0F0" w:val="clear"/>
             <w:tcMar>
               <w:top w:type="dxa" w:w="60"/>
               <w:left w:type="dxa" w:w="100"/>
@@ -653,7 +723,7 @@
               <w:bottom w:val="single" w:color="CCCCCC" w:sz="1"/>
               <w:right w:val="single" w:color="CCCCCC" w:sz="1"/>
             </w:tcBorders>
-            <w:shd w:fill="F0F0F0" w:val="clear"/>
+            <w:shd w:fill="FFFFFF" w:val="clear"/>
             <w:tcMar>
               <w:top w:type="dxa" w:w="60"/>
               <w:left w:type="dxa" w:w="100"/>
@@ -687,7 +757,7 @@
               <w:bottom w:val="single" w:color="CCCCCC" w:sz="1"/>
               <w:right w:val="single" w:color="CCCCCC" w:sz="1"/>
             </w:tcBorders>
-            <w:shd w:fill="F0F0F0" w:val="clear"/>
+            <w:shd w:fill="FFFFFF" w:val="clear"/>
             <w:tcMar>
               <w:top w:type="dxa" w:w="60"/>
               <w:left w:type="dxa" w:w="100"/>
@@ -723,7 +793,7 @@
               <w:bottom w:val="single" w:color="CCCCCC" w:sz="1"/>
               <w:right w:val="single" w:color="CCCCCC" w:sz="1"/>
             </w:tcBorders>
-            <w:shd w:fill="FFFFFF" w:val="clear"/>
+            <w:shd w:fill="F0F0F0" w:val="clear"/>
             <w:tcMar>
               <w:top w:type="dxa" w:w="60"/>
               <w:left w:type="dxa" w:w="100"/>
@@ -757,7 +827,7 @@
               <w:bottom w:val="single" w:color="CCCCCC" w:sz="1"/>
               <w:right w:val="single" w:color="CCCCCC" w:sz="1"/>
             </w:tcBorders>
-            <w:shd w:fill="FFFFFF" w:val="clear"/>
+            <w:shd w:fill="F0F0F0" w:val="clear"/>
             <w:tcMar>
               <w:top w:type="dxa" w:w="60"/>
               <w:left w:type="dxa" w:w="100"/>
@@ -793,7 +863,7 @@
               <w:bottom w:val="single" w:color="CCCCCC" w:sz="1"/>
               <w:right w:val="single" w:color="CCCCCC" w:sz="1"/>
             </w:tcBorders>
-            <w:shd w:fill="F0F0F0" w:val="clear"/>
+            <w:shd w:fill="FFFFFF" w:val="clear"/>
             <w:tcMar>
               <w:top w:type="dxa" w:w="60"/>
               <w:left w:type="dxa" w:w="100"/>
@@ -827,7 +897,7 @@
               <w:bottom w:val="single" w:color="CCCCCC" w:sz="1"/>
               <w:right w:val="single" w:color="CCCCCC" w:sz="1"/>
             </w:tcBorders>
-            <w:shd w:fill="F0F0F0" w:val="clear"/>
+            <w:shd w:fill="FFFFFF" w:val="clear"/>
             <w:tcMar>
               <w:top w:type="dxa" w:w="60"/>
               <w:left w:type="dxa" w:w="100"/>
@@ -863,7 +933,7 @@
               <w:bottom w:val="single" w:color="CCCCCC" w:sz="1"/>
               <w:right w:val="single" w:color="CCCCCC" w:sz="1"/>
             </w:tcBorders>
-            <w:shd w:fill="FFFFFF" w:val="clear"/>
+            <w:shd w:fill="F0F0F0" w:val="clear"/>
             <w:tcMar>
               <w:top w:type="dxa" w:w="60"/>
               <w:left w:type="dxa" w:w="100"/>
@@ -897,7 +967,7 @@
               <w:bottom w:val="single" w:color="CCCCCC" w:sz="1"/>
               <w:right w:val="single" w:color="CCCCCC" w:sz="1"/>
             </w:tcBorders>
-            <w:shd w:fill="FFFFFF" w:val="clear"/>
+            <w:shd w:fill="F0F0F0" w:val="clear"/>
             <w:tcMar>
               <w:top w:type="dxa" w:w="60"/>
               <w:left w:type="dxa" w:w="100"/>

--- a/reports/projects/1.1_Report.docx
+++ b/reports/projects/1.1_Report.docx
@@ -64,7 +64,7 @@
           <w:szCs w:val="19"/>
           <w:rFonts w:ascii="Cambria" w:cs="Cambria" w:eastAsia="Cambria" w:hAnsi="Cambria"/>
         </w:rPr>
-        <w:t xml:space="preserve">October 14, 2026</w:t>
+        <w:t xml:space="preserve">October 15, 2026</w:t>
       </w:r>
     </w:p>
     <w:tbl>
@@ -1795,7 +1795,7 @@
         <w:szCs w:val="14"/>
         <w:rFonts w:ascii="Cambria" w:cs="Cambria" w:eastAsia="Cambria" w:hAnsi="Cambria"/>
       </w:rPr>
-      <w:t xml:space="preserve">Generated October 14, 2026  |  California Community Colleges  |  CPL Initiative</w:t>
+      <w:t xml:space="preserve">Generated October 15, 2026  |  California Community Colleges  |  CPL Initiative</w:t>
     </w:r>
     <w:r>
       <w:rPr>

--- a/reports/projects/1.1_Report.docx
+++ b/reports/projects/1.1_Report.docx
@@ -64,7 +64,7 @@
           <w:szCs w:val="19"/>
           <w:rFonts w:ascii="Cambria" w:cs="Cambria" w:eastAsia="Cambria" w:hAnsi="Cambria"/>
         </w:rPr>
-        <w:t xml:space="preserve">October 15, 2026</w:t>
+        <w:t xml:space="preserve">October 16, 2026</w:t>
       </w:r>
     </w:p>
     <w:tbl>
@@ -1035,7 +1035,7 @@
           <w:szCs w:val="18"/>
           <w:rFonts w:ascii="Cambria" w:cs="Cambria" w:eastAsia="Cambria" w:hAnsi="Cambria"/>
         </w:rPr>
-        <w:t xml:space="preserve">Date: 2026-06-29</w:t>
+        <w:t xml:space="preserve">Date: 2026-10-15</w:t>
       </w:r>
     </w:p>
     <w:p>
@@ -1049,8 +1049,7 @@
           <w:szCs w:val="21"/>
           <w:rFonts w:ascii="Cambria" w:cs="Cambria" w:eastAsia="Cambria" w:hAnsi="Cambria"/>
         </w:rPr>
-        <w:t xml:space="preserve">Continued MAP development across Student Portal, JST processing, credential/evidence matching, dashboards, notifications, articulation workflows, landing pages, and accessibility/security. Major progress included Student Portal intake/review improvements, JST parsing and matching logic, CPL dashboard and landing page accessibility fixes, Quick Adopt/MCCR improvements, email notification fixes, exhibit/articulation workflow refinements, and 2FA/password reset work.
-DevOps export shows 500+ items created during the period, with 300+ verified and additional items advanced through UAT, release, or prod testing. Overall, the “50+ tickets completed” statement is accurate and likely conservative.</w:t>
+        <w:t xml:space="preserve">Since June, MAP has delivered improvements across the Student Portal, intake and matching, dashboards, notifications, accessibility, security, bulk data processing, and articulation workflows, including a recent Student Portal release addressing approximately 30 tickets. The Exhibit Module is undergoing intensive QA and remediation for email routing and new-data-model regressions before production release.</w:t>
       </w:r>
     </w:p>
     <w:p>
@@ -1795,7 +1794,7 @@
         <w:szCs w:val="14"/>
         <w:rFonts w:ascii="Cambria" w:cs="Cambria" w:eastAsia="Cambria" w:hAnsi="Cambria"/>
       </w:rPr>
-      <w:t xml:space="preserve">Generated October 15, 2026  |  California Community Colleges  |  CPL Initiative</w:t>
+      <w:t xml:space="preserve">Generated October 16, 2026  |  California Community Colleges  |  CPL Initiative</w:t>
     </w:r>
     <w:r>
       <w:rPr>

--- a/reports/projects/1.1_Report.docx
+++ b/reports/projects/1.1_Report.docx
@@ -64,7 +64,7 @@
           <w:szCs w:val="19"/>
           <w:rFonts w:ascii="Cambria" w:cs="Cambria" w:eastAsia="Cambria" w:hAnsi="Cambria"/>
         </w:rPr>
-        <w:t xml:space="preserve">October 16, 2026</w:t>
+        <w:t xml:space="preserve">October 17, 2026</w:t>
       </w:r>
     </w:p>
     <w:tbl>
@@ -1794,7 +1794,7 @@
         <w:szCs w:val="14"/>
         <w:rFonts w:ascii="Cambria" w:cs="Cambria" w:eastAsia="Cambria" w:hAnsi="Cambria"/>
       </w:rPr>
-      <w:t xml:space="preserve">Generated October 16, 2026  |  California Community Colleges  |  CPL Initiative</w:t>
+      <w:t xml:space="preserve">Generated October 17, 2026  |  California Community Colleges  |  CPL Initiative</w:t>
     </w:r>
     <w:r>
       <w:rPr>

--- a/reports/projects/1.1_Report.docx
+++ b/reports/projects/1.1_Report.docx
@@ -64,7 +64,7 @@
           <w:szCs w:val="19"/>
           <w:rFonts w:ascii="Cambria" w:cs="Cambria" w:eastAsia="Cambria" w:hAnsi="Cambria"/>
         </w:rPr>
-        <w:t xml:space="preserve">October 17, 2026</w:t>
+        <w:t xml:space="preserve">October 18, 2026</w:t>
       </w:r>
     </w:p>
     <w:tbl>
@@ -1794,7 +1794,7 @@
         <w:szCs w:val="14"/>
         <w:rFonts w:ascii="Cambria" w:cs="Cambria" w:eastAsia="Cambria" w:hAnsi="Cambria"/>
       </w:rPr>
-      <w:t xml:space="preserve">Generated October 17, 2026  |  California Community Colleges  |  CPL Initiative</w:t>
+      <w:t xml:space="preserve">Generated October 18, 2026  |  California Community Colleges  |  CPL Initiative</w:t>
     </w:r>
     <w:r>
       <w:rPr>

--- a/reports/projects/1.1_Report.docx
+++ b/reports/projects/1.1_Report.docx
@@ -64,7 +64,7 @@
           <w:szCs w:val="19"/>
           <w:rFonts w:ascii="Cambria" w:cs="Cambria" w:eastAsia="Cambria" w:hAnsi="Cambria"/>
         </w:rPr>
-        <w:t xml:space="preserve">October 18, 2026</w:t>
+        <w:t xml:space="preserve">October 19, 2026</w:t>
       </w:r>
     </w:p>
     <w:tbl>
@@ -1794,7 +1794,7 @@
         <w:szCs w:val="14"/>
         <w:rFonts w:ascii="Cambria" w:cs="Cambria" w:eastAsia="Cambria" w:hAnsi="Cambria"/>
       </w:rPr>
-      <w:t xml:space="preserve">Generated October 18, 2026  |  California Community Colleges  |  CPL Initiative</w:t>
+      <w:t xml:space="preserve">Generated October 19, 2026  |  California Community Colleges  |  CPL Initiative</w:t>
     </w:r>
     <w:r>
       <w:rPr>

--- a/reports/projects/1.1_Report.docx
+++ b/reports/projects/1.1_Report.docx
@@ -64,7 +64,7 @@
           <w:szCs w:val="19"/>
           <w:rFonts w:ascii="Cambria" w:cs="Cambria" w:eastAsia="Cambria" w:hAnsi="Cambria"/>
         </w:rPr>
-        <w:t xml:space="preserve">October 19, 2026</w:t>
+        <w:t xml:space="preserve">October 20, 2026</w:t>
       </w:r>
     </w:p>
     <w:tbl>
@@ -1794,7 +1794,7 @@
         <w:szCs w:val="14"/>
         <w:rFonts w:ascii="Cambria" w:cs="Cambria" w:eastAsia="Cambria" w:hAnsi="Cambria"/>
       </w:rPr>
-      <w:t xml:space="preserve">Generated October 19, 2026  |  California Community Colleges  |  CPL Initiative</w:t>
+      <w:t xml:space="preserve">Generated October 20, 2026  |  California Community Colleges  |  CPL Initiative</w:t>
     </w:r>
     <w:r>
       <w:rPr>

--- a/reports/projects/1.1_Report.docx
+++ b/reports/projects/1.1_Report.docx
@@ -64,7 +64,7 @@
           <w:szCs w:val="19"/>
           <w:rFonts w:ascii="Cambria" w:cs="Cambria" w:eastAsia="Cambria" w:hAnsi="Cambria"/>
         </w:rPr>
-        <w:t xml:space="preserve">October 20, 2026</w:t>
+        <w:t xml:space="preserve">October 21, 2026</w:t>
       </w:r>
     </w:p>
     <w:tbl>
@@ -1794,7 +1794,7 @@
         <w:szCs w:val="14"/>
         <w:rFonts w:ascii="Cambria" w:cs="Cambria" w:eastAsia="Cambria" w:hAnsi="Cambria"/>
       </w:rPr>
-      <w:t xml:space="preserve">Generated October 20, 2026  |  California Community Colleges  |  CPL Initiative</w:t>
+      <w:t xml:space="preserve">Generated October 21, 2026  |  California Community Colleges  |  CPL Initiative</w:t>
     </w:r>
     <w:r>
       <w:rPr>

--- a/reports/projects/1.1_Report.docx
+++ b/reports/projects/1.1_Report.docx
@@ -64,7 +64,7 @@
           <w:szCs w:val="19"/>
           <w:rFonts w:ascii="Cambria" w:cs="Cambria" w:eastAsia="Cambria" w:hAnsi="Cambria"/>
         </w:rPr>
-        <w:t xml:space="preserve">October 21, 2026</w:t>
+        <w:t xml:space="preserve">October 22, 2026</w:t>
       </w:r>
     </w:p>
     <w:tbl>
@@ -1794,7 +1794,7 @@
         <w:szCs w:val="14"/>
         <w:rFonts w:ascii="Cambria" w:cs="Cambria" w:eastAsia="Cambria" w:hAnsi="Cambria"/>
       </w:rPr>
-      <w:t xml:space="preserve">Generated October 21, 2026  |  California Community Colleges  |  CPL Initiative</w:t>
+      <w:t xml:space="preserve">Generated October 22, 2026  |  California Community Colleges  |  CPL Initiative</w:t>
     </w:r>
     <w:r>
       <w:rPr>

--- a/reports/projects/1.1_Report.docx
+++ b/reports/projects/1.1_Report.docx
@@ -64,7 +64,7 @@
           <w:szCs w:val="19"/>
           <w:rFonts w:ascii="Cambria" w:cs="Cambria" w:eastAsia="Cambria" w:hAnsi="Cambria"/>
         </w:rPr>
-        <w:t xml:space="preserve">October 22, 2026</w:t>
+        <w:t xml:space="preserve">October 23, 2026</w:t>
       </w:r>
     </w:p>
     <w:tbl>
@@ -1794,7 +1794,7 @@
         <w:szCs w:val="14"/>
         <w:rFonts w:ascii="Cambria" w:cs="Cambria" w:eastAsia="Cambria" w:hAnsi="Cambria"/>
       </w:rPr>
-      <w:t xml:space="preserve">Generated October 22, 2026  |  California Community Colleges  |  CPL Initiative</w:t>
+      <w:t xml:space="preserve">Generated October 23, 2026  |  California Community Colleges  |  CPL Initiative</w:t>
     </w:r>
     <w:r>
       <w:rPr>

--- a/reports/projects/1.1_Report.docx
+++ b/reports/projects/1.1_Report.docx
@@ -64,7 +64,7 @@
           <w:szCs w:val="19"/>
           <w:rFonts w:ascii="Cambria" w:cs="Cambria" w:eastAsia="Cambria" w:hAnsi="Cambria"/>
         </w:rPr>
-        <w:t xml:space="preserve">October 23, 2026</w:t>
+        <w:t xml:space="preserve">October 24, 2026</w:t>
       </w:r>
     </w:p>
     <w:tbl>
@@ -1794,7 +1794,7 @@
         <w:szCs w:val="14"/>
         <w:rFonts w:ascii="Cambria" w:cs="Cambria" w:eastAsia="Cambria" w:hAnsi="Cambria"/>
       </w:rPr>
-      <w:t xml:space="preserve">Generated October 23, 2026  |  California Community Colleges  |  CPL Initiative</w:t>
+      <w:t xml:space="preserve">Generated October 24, 2026  |  California Community Colleges  |  CPL Initiative</w:t>
     </w:r>
     <w:r>
       <w:rPr>

--- a/reports/projects/1.1_Report.docx
+++ b/reports/projects/1.1_Report.docx
@@ -64,7 +64,7 @@
           <w:szCs w:val="19"/>
           <w:rFonts w:ascii="Cambria" w:cs="Cambria" w:eastAsia="Cambria" w:hAnsi="Cambria"/>
         </w:rPr>
-        <w:t xml:space="preserve">October 24, 2026</w:t>
+        <w:t xml:space="preserve">October 25, 2026</w:t>
       </w:r>
     </w:p>
     <w:tbl>
@@ -1794,7 +1794,7 @@
         <w:szCs w:val="14"/>
         <w:rFonts w:ascii="Cambria" w:cs="Cambria" w:eastAsia="Cambria" w:hAnsi="Cambria"/>
       </w:rPr>
-      <w:t xml:space="preserve">Generated October 24, 2026  |  California Community Colleges  |  CPL Initiative</w:t>
+      <w:t xml:space="preserve">Generated October 25, 2026  |  California Community Colleges  |  CPL Initiative</w:t>
     </w:r>
     <w:r>
       <w:rPr>

--- a/reports/projects/1.1_Report.docx
+++ b/reports/projects/1.1_Report.docx
@@ -64,7 +64,7 @@
           <w:szCs w:val="19"/>
           <w:rFonts w:ascii="Cambria" w:cs="Cambria" w:eastAsia="Cambria" w:hAnsi="Cambria"/>
         </w:rPr>
-        <w:t xml:space="preserve">October 25, 2026</w:t>
+        <w:t xml:space="preserve">October 26, 2026</w:t>
       </w:r>
     </w:p>
     <w:tbl>
@@ -1794,7 +1794,7 @@
         <w:szCs w:val="14"/>
         <w:rFonts w:ascii="Cambria" w:cs="Cambria" w:eastAsia="Cambria" w:hAnsi="Cambria"/>
       </w:rPr>
-      <w:t xml:space="preserve">Generated October 25, 2026  |  California Community Colleges  |  CPL Initiative</w:t>
+      <w:t xml:space="preserve">Generated October 26, 2026  |  California Community Colleges  |  CPL Initiative</w:t>
     </w:r>
     <w:r>
       <w:rPr>

--- a/reports/projects/1.1_Report.docx
+++ b/reports/projects/1.1_Report.docx
@@ -64,7 +64,7 @@
           <w:szCs w:val="19"/>
           <w:rFonts w:ascii="Cambria" w:cs="Cambria" w:eastAsia="Cambria" w:hAnsi="Cambria"/>
         </w:rPr>
-        <w:t xml:space="preserve">October 26, 2026</w:t>
+        <w:t xml:space="preserve">October 27, 2026</w:t>
       </w:r>
     </w:p>
     <w:tbl>
@@ -1794,7 +1794,7 @@
         <w:szCs w:val="14"/>
         <w:rFonts w:ascii="Cambria" w:cs="Cambria" w:eastAsia="Cambria" w:hAnsi="Cambria"/>
       </w:rPr>
-      <w:t xml:space="preserve">Generated October 26, 2026  |  California Community Colleges  |  CPL Initiative</w:t>
+      <w:t xml:space="preserve">Generated October 27, 2026  |  California Community Colleges  |  CPL Initiative</w:t>
     </w:r>
     <w:r>
       <w:rPr>

--- a/reports/projects/1.1_Report.docx
+++ b/reports/projects/1.1_Report.docx
@@ -64,7 +64,7 @@
           <w:szCs w:val="19"/>
           <w:rFonts w:ascii="Cambria" w:cs="Cambria" w:eastAsia="Cambria" w:hAnsi="Cambria"/>
         </w:rPr>
-        <w:t xml:space="preserve">October 27, 2026</w:t>
+        <w:t xml:space="preserve">October 28, 2026</w:t>
       </w:r>
     </w:p>
     <w:tbl>
@@ -1794,7 +1794,7 @@
         <w:szCs w:val="14"/>
         <w:rFonts w:ascii="Cambria" w:cs="Cambria" w:eastAsia="Cambria" w:hAnsi="Cambria"/>
       </w:rPr>
-      <w:t xml:space="preserve">Generated October 27, 2026  |  California Community Colleges  |  CPL Initiative</w:t>
+      <w:t xml:space="preserve">Generated October 28, 2026  |  California Community Colleges  |  CPL Initiative</w:t>
     </w:r>
     <w:r>
       <w:rPr>

--- a/reports/projects/1.1_Report.docx
+++ b/reports/projects/1.1_Report.docx
@@ -64,7 +64,7 @@
           <w:szCs w:val="19"/>
           <w:rFonts w:ascii="Cambria" w:cs="Cambria" w:eastAsia="Cambria" w:hAnsi="Cambria"/>
         </w:rPr>
-        <w:t xml:space="preserve">October 28, 2026</w:t>
+        <w:t xml:space="preserve">October 29, 2026</w:t>
       </w:r>
     </w:p>
     <w:tbl>
@@ -1794,7 +1794,7 @@
         <w:szCs w:val="14"/>
         <w:rFonts w:ascii="Cambria" w:cs="Cambria" w:eastAsia="Cambria" w:hAnsi="Cambria"/>
       </w:rPr>
-      <w:t xml:space="preserve">Generated October 28, 2026  |  California Community Colleges  |  CPL Initiative</w:t>
+      <w:t xml:space="preserve">Generated October 29, 2026  |  California Community Colleges  |  CPL Initiative</w:t>
     </w:r>
     <w:r>
       <w:rPr>

--- a/reports/projects/1.1_Report.docx
+++ b/reports/projects/1.1_Report.docx
@@ -64,7 +64,7 @@
           <w:szCs w:val="19"/>
           <w:rFonts w:ascii="Cambria" w:cs="Cambria" w:eastAsia="Cambria" w:hAnsi="Cambria"/>
         </w:rPr>
-        <w:t xml:space="preserve">October 29, 2026</w:t>
+        <w:t xml:space="preserve">October 30, 2026</w:t>
       </w:r>
     </w:p>
     <w:tbl>
@@ -1794,7 +1794,7 @@
         <w:szCs w:val="14"/>
         <w:rFonts w:ascii="Cambria" w:cs="Cambria" w:eastAsia="Cambria" w:hAnsi="Cambria"/>
       </w:rPr>
-      <w:t xml:space="preserve">Generated October 29, 2026  |  California Community Colleges  |  CPL Initiative</w:t>
+      <w:t xml:space="preserve">Generated October 30, 2026  |  California Community Colleges  |  CPL Initiative</w:t>
     </w:r>
     <w:r>
       <w:rPr>

--- a/reports/projects/1.1_Report.docx
+++ b/reports/projects/1.1_Report.docx
@@ -64,7 +64,7 @@
           <w:szCs w:val="19"/>
           <w:rFonts w:ascii="Cambria" w:cs="Cambria" w:eastAsia="Cambria" w:hAnsi="Cambria"/>
         </w:rPr>
-        <w:t xml:space="preserve">October 30, 2026</w:t>
+        <w:t xml:space="preserve">October 31, 2026</w:t>
       </w:r>
     </w:p>
     <w:tbl>
@@ -1794,7 +1794,7 @@
         <w:szCs w:val="14"/>
         <w:rFonts w:ascii="Cambria" w:cs="Cambria" w:eastAsia="Cambria" w:hAnsi="Cambria"/>
       </w:rPr>
-      <w:t xml:space="preserve">Generated October 30, 2026  |  California Community Colleges  |  CPL Initiative</w:t>
+      <w:t xml:space="preserve">Generated October 31, 2026  |  California Community Colleges  |  CPL Initiative</w:t>
     </w:r>
     <w:r>
       <w:rPr>

--- a/reports/projects/1.1_Report.docx
+++ b/reports/projects/1.1_Report.docx
@@ -64,7 +64,7 @@
           <w:szCs w:val="19"/>
           <w:rFonts w:ascii="Cambria" w:cs="Cambria" w:eastAsia="Cambria" w:hAnsi="Cambria"/>
         </w:rPr>
-        <w:t xml:space="preserve">October 31, 2026</w:t>
+        <w:t xml:space="preserve">November 1, 2026</w:t>
       </w:r>
     </w:p>
     <w:tbl>
@@ -1794,7 +1794,7 @@
         <w:szCs w:val="14"/>
         <w:rFonts w:ascii="Cambria" w:cs="Cambria" w:eastAsia="Cambria" w:hAnsi="Cambria"/>
       </w:rPr>
-      <w:t xml:space="preserve">Generated October 31, 2026  |  California Community Colleges  |  CPL Initiative</w:t>
+      <w:t xml:space="preserve">Generated November 1, 2026  |  California Community Colleges  |  CPL Initiative</w:t>
     </w:r>
     <w:r>
       <w:rPr>
